--- a/docs/papers/paper3_submission/Paper3_R6_Exploratory_2026-09-27.docx
+++ b/docs/papers/paper3_submission/Paper3_R6_Exploratory_2026-09-27.docx
@@ -15,7 +15,7 @@
           <w:lang w:val="en-US" w:eastAsia="en-US" w:bidi="ar-SA"/>
           <w:rFonts w:ascii="Times New Roman" w:hAnsi="Times New Roman" w:eastAsia="Times New Roman" w:cs="Times New Roman"/>
         </w:rPr>
-        <w:t>Engagement With a Remotely Delivered Coordination Game Across Age Groups: An Exploratory Observational Study</w:t>
+        <w:t>Decoupling a Gamified Fall Risk Assessment From Its Clinical Setting: An Exploratory Observational Study of Engagement With the Remotely Delivered Coordination Game Across Age Groups</w:t>
       </w:r>
     </w:p>
     <w:p>

--- a/docs/papers/paper3_submission/Paper3_R6_Exploratory_2026-09-27.docx
+++ b/docs/papers/paper3_submission/Paper3_R6_Exploratory_2026-09-27.docx
@@ -15,7 +15,7 @@
           <w:lang w:val="en-US" w:eastAsia="en-US" w:bidi="ar-SA"/>
           <w:rFonts w:ascii="Times New Roman" w:hAnsi="Times New Roman" w:eastAsia="Times New Roman" w:cs="Times New Roman"/>
         </w:rPr>
-        <w:t>Decoupling a Gamified Fall Risk Assessment From Its Clinical Setting: An Exploratory Observational Study of Engagement With the Remotely Delivered Coordination Game Across Age Groups</w:t>
+        <w:t>Decoupling a Gamified Fall Risk Assessment From Its Clinical Setting: An Exploratory Observational Study of Engagement</w:t>
       </w:r>
     </w:p>
     <w:p>
